--- a/Invixa_AI_Project_Report.docx
+++ b/Invixa_AI_Project_Report.docx
@@ -37,6 +37,11 @@
     <w:p>
       <w:pPr>
         <w:jc w:val="center"/>
+        <w:rPr>
+          <w:b/>
+          <w:color w:val="333366"/>
+          <w:sz w:val="40"/>
+        </w:rPr>
       </w:pPr>
       <w:r>
         <w:rPr>
@@ -47,13 +52,107 @@
         <w:t>PROJECT REPORT</w:t>
       </w:r>
     </w:p>
+    <w:p>
+      <w:pPr>
+        <w:jc w:val="center"/>
+      </w:pPr>
+      <w:r>
+        <w:rPr>
+          <w:b/>
+          <w:color w:val="333366"/>
+          <w:sz w:val="40"/>
+        </w:rPr>
+        <w:t>By Yash Shelke</w:t>
+      </w:r>
+    </w:p>
     <w:p/>
-    <w:p/>
-    <w:p/>
-    <w:p/>
     <w:p>
       <w:pPr>
         <w:jc w:val="center"/>
+        <w:rPr>
+          <w:color w:val="666666"/>
+          <w:sz w:val="24"/>
+        </w:rPr>
+      </w:pPr>
+      <w:r>
+        <w:rPr>
+          <w:color w:val="666666"/>
+          <w:sz w:val="24"/>
+        </w:rPr>
+        <w:t>In partial Fulfillment</w:t>
+      </w:r>
+    </w:p>
+    <w:p>
+      <w:pPr>
+        <w:jc w:val="center"/>
+        <w:rPr>
+          <w:color w:val="666666"/>
+          <w:sz w:val="24"/>
+        </w:rPr>
+      </w:pPr>
+      <w:r>
+        <w:rPr>
+          <w:color w:val="666666"/>
+          <w:sz w:val="24"/>
+        </w:rPr>
+        <w:t>Of</w:t>
+      </w:r>
+    </w:p>
+    <w:p>
+      <w:pPr>
+        <w:jc w:val="center"/>
+        <w:rPr>
+          <w:color w:val="666666"/>
+          <w:sz w:val="24"/>
+        </w:rPr>
+      </w:pPr>
+      <w:r>
+        <w:rPr>
+          <w:color w:val="666666"/>
+          <w:sz w:val="24"/>
+        </w:rPr>
+        <w:t>Master in Computer Science</w:t>
+      </w:r>
+    </w:p>
+    <w:p>
+      <w:pPr>
+        <w:jc w:val="center"/>
+        <w:rPr>
+          <w:color w:val="666666"/>
+          <w:sz w:val="24"/>
+        </w:rPr>
+      </w:pPr>
+      <w:r>
+        <w:rPr>
+          <w:color w:val="666666"/>
+          <w:sz w:val="24"/>
+        </w:rPr>
+        <w:t xml:space="preserve">FYMSC </w:t>
+      </w:r>
+      <w:proofErr w:type="gramStart"/>
+      <w:r>
+        <w:rPr>
+          <w:color w:val="666666"/>
+          <w:sz w:val="24"/>
+        </w:rPr>
+        <w:t>( Computer</w:t>
+      </w:r>
+      <w:proofErr w:type="gramEnd"/>
+      <w:r>
+        <w:rPr>
+          <w:color w:val="666666"/>
+          <w:sz w:val="24"/>
+        </w:rPr>
+        <w:t xml:space="preserve"> Science )</w:t>
+      </w:r>
+    </w:p>
+    <w:p>
+      <w:pPr>
+        <w:jc w:val="center"/>
+        <w:rPr>
+          <w:color w:val="666666"/>
+          <w:sz w:val="24"/>
+        </w:rPr>
       </w:pPr>
       <w:r>
         <w:rPr>
@@ -66,25 +165,951 @@
     <w:p>
       <w:pPr>
         <w:jc w:val="center"/>
-      </w:pPr>
-      <w:r>
         <w:rPr>
           <w:color w:val="666666"/>
           <w:sz w:val="24"/>
         </w:rPr>
-        <w:t>Date: April 2026</w:t>
-      </w:r>
-    </w:p>
-    <w:p>
-      <w:pPr>
-        <w:jc w:val="center"/>
       </w:pPr>
       <w:r>
         <w:rPr>
           <w:color w:val="666666"/>
           <w:sz w:val="24"/>
         </w:rPr>
-        <w:t>License: Apache License 2.0</w:t>
+        <w:t>Semester II</w:t>
+      </w:r>
+    </w:p>
+    <w:p>
+      <w:pPr>
+        <w:jc w:val="center"/>
+        <w:rPr>
+          <w:color w:val="666666"/>
+          <w:sz w:val="24"/>
+        </w:rPr>
+      </w:pPr>
+      <w:proofErr w:type="spellStart"/>
+      <w:r>
+        <w:rPr>
+          <w:color w:val="666666"/>
+          <w:sz w:val="24"/>
+        </w:rPr>
+        <w:t>Dnyaneshwar</w:t>
+      </w:r>
+      <w:proofErr w:type="spellEnd"/>
+      <w:r>
+        <w:rPr>
+          <w:color w:val="666666"/>
+          <w:sz w:val="24"/>
+        </w:rPr>
+        <w:t xml:space="preserve"> </w:t>
+      </w:r>
+      <w:proofErr w:type="spellStart"/>
+      <w:r>
+        <w:rPr>
+          <w:color w:val="666666"/>
+          <w:sz w:val="24"/>
+        </w:rPr>
+        <w:t>gramonnati</w:t>
+      </w:r>
+      <w:proofErr w:type="spellEnd"/>
+      <w:r>
+        <w:rPr>
+          <w:color w:val="666666"/>
+          <w:sz w:val="24"/>
+        </w:rPr>
+        <w:t xml:space="preserve"> </w:t>
+      </w:r>
+      <w:proofErr w:type="spellStart"/>
+      <w:r>
+        <w:rPr>
+          <w:color w:val="666666"/>
+          <w:sz w:val="24"/>
+        </w:rPr>
+        <w:t>mandal’s</w:t>
+      </w:r>
+      <w:proofErr w:type="spellEnd"/>
+      <w:r>
+        <w:rPr>
+          <w:color w:val="666666"/>
+          <w:sz w:val="24"/>
+        </w:rPr>
+        <w:t xml:space="preserve"> Ale, </w:t>
+      </w:r>
+      <w:proofErr w:type="spellStart"/>
+      <w:r>
+        <w:rPr>
+          <w:color w:val="666666"/>
+          <w:sz w:val="24"/>
+        </w:rPr>
+        <w:t>Santawadi</w:t>
+      </w:r>
+      <w:proofErr w:type="spellEnd"/>
+      <w:r>
+        <w:rPr>
+          <w:color w:val="666666"/>
+          <w:sz w:val="24"/>
+        </w:rPr>
+        <w:t xml:space="preserve"> and </w:t>
+      </w:r>
+      <w:proofErr w:type="spellStart"/>
+      <w:r>
+        <w:rPr>
+          <w:color w:val="666666"/>
+          <w:sz w:val="24"/>
+        </w:rPr>
+        <w:t>Kolwadi</w:t>
+      </w:r>
+      <w:proofErr w:type="spellEnd"/>
+      <w:r>
+        <w:rPr>
+          <w:color w:val="666666"/>
+          <w:sz w:val="24"/>
+        </w:rPr>
+        <w:t xml:space="preserve"> </w:t>
+      </w:r>
+    </w:p>
+    <w:p>
+      <w:pPr>
+        <w:jc w:val="center"/>
+        <w:rPr>
+          <w:color w:val="666666"/>
+          <w:sz w:val="24"/>
+        </w:rPr>
+      </w:pPr>
+      <w:r>
+        <w:rPr>
+          <w:color w:val="666666"/>
+          <w:sz w:val="24"/>
+        </w:rPr>
+        <w:t xml:space="preserve">Hon. </w:t>
+      </w:r>
+      <w:proofErr w:type="spellStart"/>
+      <w:r>
+        <w:rPr>
+          <w:color w:val="666666"/>
+          <w:sz w:val="24"/>
+        </w:rPr>
+        <w:t>Balasaheb</w:t>
+      </w:r>
+      <w:proofErr w:type="spellEnd"/>
+      <w:r>
+        <w:rPr>
+          <w:color w:val="666666"/>
+          <w:sz w:val="24"/>
+        </w:rPr>
+        <w:t xml:space="preserve"> </w:t>
+      </w:r>
+      <w:proofErr w:type="spellStart"/>
+      <w:r>
+        <w:rPr>
+          <w:color w:val="666666"/>
+          <w:sz w:val="24"/>
+        </w:rPr>
+        <w:t>Jadhav</w:t>
+      </w:r>
+      <w:proofErr w:type="spellEnd"/>
+      <w:r>
+        <w:rPr>
+          <w:color w:val="666666"/>
+          <w:sz w:val="24"/>
+        </w:rPr>
+        <w:t xml:space="preserve"> Arts, Commerce and Science College Ale</w:t>
+      </w:r>
+    </w:p>
+    <w:p>
+      <w:pPr>
+        <w:jc w:val="center"/>
+        <w:rPr>
+          <w:color w:val="666666"/>
+          <w:sz w:val="24"/>
+        </w:rPr>
+      </w:pPr>
+      <w:r>
+        <w:rPr>
+          <w:color w:val="666666"/>
+          <w:sz w:val="24"/>
+        </w:rPr>
+        <w:t xml:space="preserve">Tal- </w:t>
+      </w:r>
+      <w:proofErr w:type="spellStart"/>
+      <w:r>
+        <w:rPr>
+          <w:color w:val="666666"/>
+          <w:sz w:val="24"/>
+        </w:rPr>
+        <w:t>Junnar</w:t>
+      </w:r>
+      <w:proofErr w:type="spellEnd"/>
+      <w:r>
+        <w:rPr>
+          <w:color w:val="666666"/>
+          <w:sz w:val="24"/>
+        </w:rPr>
+        <w:t xml:space="preserve"> </w:t>
+      </w:r>
+      <w:proofErr w:type="spellStart"/>
+      <w:r>
+        <w:rPr>
+          <w:color w:val="666666"/>
+          <w:sz w:val="24"/>
+        </w:rPr>
+        <w:t>dist</w:t>
+      </w:r>
+      <w:proofErr w:type="spellEnd"/>
+      <w:r>
+        <w:rPr>
+          <w:color w:val="666666"/>
+          <w:sz w:val="24"/>
+        </w:rPr>
+        <w:t>- Pune (412411)</w:t>
+      </w:r>
+    </w:p>
+    <w:p>
+      <w:pPr>
+        <w:jc w:val="center"/>
+        <w:rPr>
+          <w:color w:val="666666"/>
+          <w:sz w:val="24"/>
+        </w:rPr>
+      </w:pPr>
+    </w:p>
+    <w:p>
+      <w:pPr>
+        <w:jc w:val="center"/>
+        <w:rPr>
+          <w:color w:val="666666"/>
+          <w:sz w:val="24"/>
+        </w:rPr>
+      </w:pPr>
+    </w:p>
+    <w:p>
+      <w:pPr>
+        <w:jc w:val="center"/>
+        <w:rPr>
+          <w:color w:val="666666"/>
+          <w:sz w:val="24"/>
+        </w:rPr>
+      </w:pPr>
+    </w:p>
+    <w:p>
+      <w:pPr>
+        <w:jc w:val="center"/>
+        <w:rPr>
+          <w:color w:val="666666"/>
+          <w:sz w:val="24"/>
+        </w:rPr>
+      </w:pPr>
+    </w:p>
+    <w:p>
+      <w:pPr>
+        <w:jc w:val="center"/>
+      </w:pPr>
+    </w:p>
+    <w:p>
+      <w:pPr>
+        <w:jc w:val="center"/>
+      </w:pPr>
+    </w:p>
+    <w:p>
+      <w:pPr>
+        <w:jc w:val="center"/>
+      </w:pPr>
+    </w:p>
+    <w:p>
+      <w:pPr>
+        <w:jc w:val="center"/>
+      </w:pPr>
+    </w:p>
+    <w:p>
+      <w:pPr>
+        <w:ind w:left="-810"/>
+        <w:jc w:val="center"/>
+        <w:rPr>
+          <w:b/>
+          <w:bCs/>
+          <w:smallCaps/>
+          <w:sz w:val="42"/>
+          <w:szCs w:val="42"/>
+        </w:rPr>
+      </w:pPr>
+      <w:r>
+        <w:rPr>
+          <w:b/>
+          <w:bCs/>
+          <w:smallCaps/>
+          <w:sz w:val="42"/>
+          <w:szCs w:val="42"/>
+        </w:rPr>
+        <w:lastRenderedPageBreak/>
+        <w:t>HON. BALASAHEB JADHAV</w:t>
+      </w:r>
+    </w:p>
+    <w:p>
+      <w:pPr>
+        <w:ind w:left="-810"/>
+        <w:jc w:val="center"/>
+        <w:rPr>
+          <w:b/>
+          <w:bCs/>
+          <w:smallCaps/>
+          <w:sz w:val="42"/>
+          <w:szCs w:val="42"/>
+        </w:rPr>
+      </w:pPr>
+      <w:r>
+        <w:rPr>
+          <w:b/>
+          <w:bCs/>
+          <w:smallCaps/>
+          <w:sz w:val="42"/>
+          <w:szCs w:val="42"/>
+        </w:rPr>
+        <w:t>ARTS, COMMERCE &amp; SCIENCE COLLEGE, ALE</w:t>
+      </w:r>
+    </w:p>
+    <w:p>
+      <w:pPr>
+        <w:ind w:left="-810"/>
+        <w:jc w:val="center"/>
+        <w:rPr>
+          <w:b/>
+          <w:bCs/>
+          <w:sz w:val="36"/>
+          <w:szCs w:val="36"/>
+        </w:rPr>
+      </w:pPr>
+      <w:r>
+        <w:rPr>
+          <w:b/>
+          <w:bCs/>
+          <w:sz w:val="36"/>
+          <w:szCs w:val="36"/>
+        </w:rPr>
+        <w:t>Tal.-</w:t>
+      </w:r>
+      <w:proofErr w:type="spellStart"/>
+      <w:r>
+        <w:rPr>
+          <w:b/>
+          <w:bCs/>
+          <w:sz w:val="36"/>
+          <w:szCs w:val="36"/>
+        </w:rPr>
+        <w:t>Junnar</w:t>
+      </w:r>
+      <w:proofErr w:type="spellEnd"/>
+      <w:r>
+        <w:rPr>
+          <w:b/>
+          <w:bCs/>
+          <w:sz w:val="36"/>
+          <w:szCs w:val="36"/>
+        </w:rPr>
+        <w:t>, Dist</w:t>
+      </w:r>
+      <w:proofErr w:type="gramStart"/>
+      <w:r>
+        <w:rPr>
+          <w:b/>
+          <w:bCs/>
+          <w:sz w:val="36"/>
+          <w:szCs w:val="36"/>
+        </w:rPr>
+        <w:t>.-</w:t>
+      </w:r>
+      <w:proofErr w:type="gramEnd"/>
+      <w:r>
+        <w:rPr>
+          <w:b/>
+          <w:bCs/>
+          <w:sz w:val="36"/>
+          <w:szCs w:val="36"/>
+        </w:rPr>
+        <w:t xml:space="preserve"> Pune (412411)</w:t>
+      </w:r>
+    </w:p>
+    <w:p>
+      <w:pPr>
+        <w:ind w:left="-810"/>
+        <w:jc w:val="center"/>
+        <w:rPr>
+          <w:b/>
+          <w:bCs/>
+          <w:smallCaps/>
+          <w:sz w:val="44"/>
+          <w:szCs w:val="44"/>
+        </w:rPr>
+      </w:pPr>
+      <w:r>
+        <w:rPr>
+          <w:b/>
+          <w:bCs/>
+          <w:smallCaps/>
+          <w:sz w:val="44"/>
+          <w:szCs w:val="44"/>
+        </w:rPr>
+        <w:t>ACADEMIC YEAR 2025-26</w:t>
+      </w:r>
+    </w:p>
+    <w:p>
+      <w:pPr>
+        <w:ind w:left="-810"/>
+        <w:jc w:val="center"/>
+        <w:rPr>
+          <w:b/>
+          <w:bCs/>
+          <w:sz w:val="24"/>
+          <w:szCs w:val="24"/>
+        </w:rPr>
+      </w:pPr>
+      <w:r>
+        <w:rPr>
+          <w:b/>
+          <w:bCs/>
+          <w:sz w:val="24"/>
+          <w:szCs w:val="24"/>
+        </w:rPr>
+        <w:t>Department of BBA (CA), B.Sc. (Computer Science), M.Sc. (Computer Science)</w:t>
+      </w:r>
+    </w:p>
+    <w:p>
+      <w:pPr>
+        <w:rPr>
+          <w:b/>
+          <w:bCs/>
+          <w:smallCaps/>
+          <w:sz w:val="44"/>
+          <w:szCs w:val="44"/>
+        </w:rPr>
+      </w:pPr>
+    </w:p>
+    <w:p>
+      <w:pPr>
+        <w:ind w:left="-810"/>
+        <w:jc w:val="center"/>
+        <w:rPr>
+          <w:rFonts w:ascii="Corsiva" w:eastAsia="Corsiva" w:hAnsi="Corsiva" w:cs="Corsiva"/>
+          <w:b/>
+          <w:bCs/>
+          <w:i/>
+          <w:iCs/>
+          <w:sz w:val="52"/>
+          <w:szCs w:val="52"/>
+          <w:u w:val="single"/>
+        </w:rPr>
+      </w:pPr>
+      <w:bookmarkStart w:id="0" w:name="_GoBack"/>
+      <w:bookmarkEnd w:id="0"/>
+      <w:r>
+        <w:rPr>
+          <w:rFonts w:ascii="Corsiva" w:eastAsia="Corsiva" w:hAnsi="Corsiva" w:cs="Corsiva"/>
+          <w:b/>
+          <w:bCs/>
+          <w:i/>
+          <w:iCs/>
+          <w:sz w:val="52"/>
+          <w:szCs w:val="52"/>
+          <w:u w:val="single"/>
+        </w:rPr>
+        <w:t>CERTIFICATE</w:t>
+      </w:r>
+    </w:p>
+    <w:p>
+      <w:pPr>
+        <w:rPr>
+          <w:b/>
+          <w:bCs/>
+          <w:smallCaps/>
+          <w:sz w:val="44"/>
+          <w:szCs w:val="44"/>
+        </w:rPr>
+      </w:pPr>
+    </w:p>
+    <w:p>
+      <w:pPr>
+        <w:spacing w:line="360" w:lineRule="auto"/>
+        <w:jc w:val="both"/>
+        <w:rPr>
+          <w:sz w:val="24"/>
+          <w:szCs w:val="24"/>
+        </w:rPr>
+      </w:pPr>
+      <w:r>
+        <w:rPr>
+          <w:b/>
+          <w:bCs/>
+          <w:i/>
+          <w:iCs/>
+          <w:sz w:val="28"/>
+          <w:szCs w:val="28"/>
+        </w:rPr>
+        <w:t xml:space="preserve">                    </w:t>
+      </w:r>
+      <w:r>
+        <w:rPr>
+          <w:sz w:val="28"/>
+          <w:szCs w:val="28"/>
+        </w:rPr>
+        <w:t xml:space="preserve">This is to certify that___________________________ had completed the </w:t>
+      </w:r>
+      <w:proofErr w:type="spellStart"/>
+      <w:r>
+        <w:rPr>
+          <w:sz w:val="28"/>
+          <w:szCs w:val="28"/>
+        </w:rPr>
+        <w:t>bonafied</w:t>
+      </w:r>
+      <w:proofErr w:type="spellEnd"/>
+      <w:r>
+        <w:rPr>
+          <w:sz w:val="28"/>
+          <w:szCs w:val="28"/>
+        </w:rPr>
+        <w:t xml:space="preserve"> work of Project </w:t>
+      </w:r>
+      <w:proofErr w:type="spellStart"/>
+      <w:r>
+        <w:rPr>
+          <w:sz w:val="28"/>
+          <w:szCs w:val="28"/>
+        </w:rPr>
+        <w:t>Sem</w:t>
+      </w:r>
+      <w:proofErr w:type="spellEnd"/>
+      <w:r>
+        <w:rPr>
+          <w:sz w:val="28"/>
+          <w:szCs w:val="28"/>
+        </w:rPr>
+        <w:t>-VI having Exam Seat No./Roll No.-------------.during the academic year  2025-26 they carried out the Project work under my supervision.</w:t>
+      </w:r>
+    </w:p>
+    <w:p>
+      <w:pPr>
+        <w:rPr>
+          <w:b/>
+          <w:bCs/>
+          <w:sz w:val="23"/>
+          <w:szCs w:val="23"/>
+        </w:rPr>
+      </w:pPr>
+    </w:p>
+    <w:p>
+      <w:pPr>
+        <w:jc w:val="center"/>
+        <w:rPr>
+          <w:b/>
+          <w:bCs/>
+          <w:sz w:val="23"/>
+          <w:szCs w:val="23"/>
+        </w:rPr>
+      </w:pPr>
+    </w:p>
+    <w:p>
+      <w:pPr>
+        <w:jc w:val="center"/>
+        <w:rPr>
+          <w:b/>
+          <w:bCs/>
+          <w:sz w:val="23"/>
+          <w:szCs w:val="23"/>
+        </w:rPr>
+      </w:pPr>
+    </w:p>
+    <w:p>
+      <w:pPr>
+        <w:jc w:val="center"/>
+        <w:rPr>
+          <w:b/>
+          <w:bCs/>
+          <w:sz w:val="23"/>
+          <w:szCs w:val="23"/>
+        </w:rPr>
+      </w:pPr>
+    </w:p>
+    <w:p>
+      <w:pPr>
+        <w:jc w:val="center"/>
+        <w:rPr>
+          <w:b/>
+          <w:bCs/>
+          <w:sz w:val="23"/>
+          <w:szCs w:val="23"/>
+        </w:rPr>
+      </w:pPr>
+    </w:p>
+    <w:p>
+      <w:pPr>
+        <w:ind w:firstLine="720"/>
+        <w:jc w:val="center"/>
+        <w:rPr>
+          <w:sz w:val="23"/>
+          <w:szCs w:val="23"/>
+        </w:rPr>
+      </w:pPr>
+      <w:r>
+        <w:rPr>
+          <w:sz w:val="23"/>
+          <w:szCs w:val="23"/>
+        </w:rPr>
+        <w:tab/>
+      </w:r>
+    </w:p>
+    <w:p>
+      <w:pPr>
+        <w:ind w:left="720" w:firstLine="720"/>
+        <w:rPr>
+          <w:b/>
+          <w:bCs/>
+          <w:sz w:val="23"/>
+          <w:szCs w:val="23"/>
+        </w:rPr>
+      </w:pPr>
+      <w:r>
+        <w:rPr>
+          <w:b/>
+          <w:bCs/>
+          <w:sz w:val="23"/>
+          <w:szCs w:val="23"/>
+        </w:rPr>
+        <w:t>Project Guide</w:t>
+      </w:r>
+      <w:r>
+        <w:rPr>
+          <w:b/>
+          <w:bCs/>
+          <w:sz w:val="23"/>
+          <w:szCs w:val="23"/>
+        </w:rPr>
+        <w:tab/>
+      </w:r>
+      <w:r>
+        <w:rPr>
+          <w:b/>
+          <w:bCs/>
+          <w:sz w:val="23"/>
+          <w:szCs w:val="23"/>
+        </w:rPr>
+        <w:tab/>
+      </w:r>
+      <w:r>
+        <w:rPr>
+          <w:b/>
+          <w:bCs/>
+          <w:sz w:val="23"/>
+          <w:szCs w:val="23"/>
+        </w:rPr>
+        <w:tab/>
+      </w:r>
+      <w:r>
+        <w:rPr>
+          <w:b/>
+          <w:bCs/>
+          <w:sz w:val="23"/>
+          <w:szCs w:val="23"/>
+        </w:rPr>
+        <w:tab/>
+      </w:r>
+      <w:r>
+        <w:rPr>
+          <w:b/>
+          <w:bCs/>
+          <w:sz w:val="23"/>
+          <w:szCs w:val="23"/>
+        </w:rPr>
+        <w:tab/>
+      </w:r>
+      <w:r>
+        <w:rPr>
+          <w:b/>
+          <w:bCs/>
+          <w:sz w:val="23"/>
+          <w:szCs w:val="23"/>
+        </w:rPr>
+        <w:tab/>
+      </w:r>
+      <w:r>
+        <w:rPr>
+          <w:b/>
+          <w:bCs/>
+          <w:sz w:val="23"/>
+          <w:szCs w:val="23"/>
+        </w:rPr>
+        <w:tab/>
+      </w:r>
+      <w:r>
+        <w:rPr>
+          <w:b/>
+          <w:bCs/>
+          <w:sz w:val="23"/>
+          <w:szCs w:val="23"/>
+        </w:rPr>
+        <w:tab/>
+        <w:t>HOD</w:t>
+      </w:r>
+    </w:p>
+    <w:p>
+      <w:pPr>
+        <w:rPr>
+          <w:b/>
+          <w:bCs/>
+          <w:sz w:val="23"/>
+          <w:szCs w:val="23"/>
+        </w:rPr>
+      </w:pPr>
+      <w:r>
+        <w:rPr>
+          <w:b/>
+          <w:bCs/>
+          <w:sz w:val="23"/>
+          <w:szCs w:val="23"/>
+        </w:rPr>
+        <w:t xml:space="preserve">                                                                                    </w:t>
+      </w:r>
+      <w:r>
+        <w:rPr>
+          <w:b/>
+          <w:bCs/>
+          <w:sz w:val="23"/>
+          <w:szCs w:val="23"/>
+        </w:rPr>
+        <w:tab/>
+      </w:r>
+      <w:r>
+        <w:rPr>
+          <w:b/>
+          <w:bCs/>
+          <w:sz w:val="23"/>
+          <w:szCs w:val="23"/>
+        </w:rPr>
+        <w:tab/>
+      </w:r>
+      <w:r>
+        <w:rPr>
+          <w:b/>
+          <w:bCs/>
+          <w:sz w:val="23"/>
+          <w:szCs w:val="23"/>
+        </w:rPr>
+        <w:tab/>
+      </w:r>
+      <w:r>
+        <w:rPr>
+          <w:b/>
+          <w:bCs/>
+          <w:sz w:val="23"/>
+          <w:szCs w:val="23"/>
+        </w:rPr>
+        <w:t xml:space="preserve">  BBA (CA), B.Sc. (computer science)</w:t>
+      </w:r>
+    </w:p>
+    <w:p>
+      <w:pPr>
+        <w:ind w:left="4320"/>
+        <w:rPr>
+          <w:sz w:val="24"/>
+          <w:szCs w:val="24"/>
+        </w:rPr>
+      </w:pPr>
+      <w:r>
+        <w:rPr>
+          <w:b/>
+          <w:bCs/>
+          <w:sz w:val="23"/>
+          <w:szCs w:val="23"/>
+        </w:rPr>
+        <w:t xml:space="preserve">     </w:t>
+      </w:r>
+      <w:r>
+        <w:rPr>
+          <w:b/>
+          <w:bCs/>
+          <w:sz w:val="23"/>
+          <w:szCs w:val="23"/>
+        </w:rPr>
+        <w:tab/>
+      </w:r>
+      <w:r>
+        <w:rPr>
+          <w:b/>
+          <w:bCs/>
+          <w:sz w:val="23"/>
+          <w:szCs w:val="23"/>
+        </w:rPr>
+        <w:tab/>
+      </w:r>
+      <w:r>
+        <w:rPr>
+          <w:b/>
+          <w:bCs/>
+          <w:sz w:val="23"/>
+          <w:szCs w:val="23"/>
+        </w:rPr>
+        <w:tab/>
+      </w:r>
+      <w:r>
+        <w:rPr>
+          <w:b/>
+          <w:bCs/>
+          <w:sz w:val="23"/>
+          <w:szCs w:val="23"/>
+        </w:rPr>
+        <w:t xml:space="preserve">  &amp;M.Sc. (Computer Science)</w:t>
+      </w:r>
+      <w:r>
+        <w:rPr>
+          <w:b/>
+          <w:bCs/>
+          <w:smallCaps/>
+          <w:sz w:val="23"/>
+          <w:szCs w:val="23"/>
+        </w:rPr>
+        <w:t xml:space="preserve"> D</w:t>
+      </w:r>
+      <w:r>
+        <w:rPr>
+          <w:b/>
+          <w:bCs/>
+          <w:sz w:val="23"/>
+          <w:szCs w:val="23"/>
+        </w:rPr>
+        <w:t>epartment</w:t>
+      </w:r>
+    </w:p>
+    <w:p>
+      <w:pPr>
+        <w:jc w:val="center"/>
+        <w:rPr>
+          <w:b/>
+          <w:bCs/>
+          <w:sz w:val="23"/>
+          <w:szCs w:val="23"/>
+        </w:rPr>
+      </w:pPr>
+    </w:p>
+    <w:p>
+      <w:pPr>
+        <w:rPr>
+          <w:b/>
+          <w:bCs/>
+          <w:sz w:val="23"/>
+          <w:szCs w:val="23"/>
+        </w:rPr>
+      </w:pPr>
+    </w:p>
+    <w:p>
+      <w:pPr>
+        <w:rPr>
+          <w:b/>
+          <w:bCs/>
+          <w:sz w:val="23"/>
+          <w:szCs w:val="23"/>
+        </w:rPr>
+      </w:pPr>
+    </w:p>
+    <w:p>
+      <w:pPr>
+        <w:rPr>
+          <w:b/>
+          <w:bCs/>
+          <w:sz w:val="23"/>
+          <w:szCs w:val="23"/>
+        </w:rPr>
+      </w:pPr>
+    </w:p>
+    <w:p>
+      <w:pPr>
+        <w:jc w:val="center"/>
+        <w:rPr>
+          <w:b/>
+          <w:bCs/>
+          <w:sz w:val="23"/>
+          <w:szCs w:val="23"/>
+        </w:rPr>
+      </w:pPr>
+    </w:p>
+    <w:p>
+      <w:pPr>
+        <w:ind w:left="720" w:firstLine="720"/>
+        <w:rPr>
+          <w:b/>
+          <w:bCs/>
+          <w:sz w:val="23"/>
+          <w:szCs w:val="23"/>
+        </w:rPr>
+      </w:pPr>
+      <w:r>
+        <w:rPr>
+          <w:b/>
+          <w:bCs/>
+          <w:sz w:val="23"/>
+          <w:szCs w:val="23"/>
+        </w:rPr>
+        <w:t>Internal Examiner</w:t>
+      </w:r>
+      <w:r>
+        <w:rPr>
+          <w:b/>
+          <w:bCs/>
+          <w:sz w:val="23"/>
+          <w:szCs w:val="23"/>
+        </w:rPr>
+        <w:tab/>
+      </w:r>
+      <w:r>
+        <w:rPr>
+          <w:b/>
+          <w:bCs/>
+          <w:sz w:val="23"/>
+          <w:szCs w:val="23"/>
+        </w:rPr>
+        <w:tab/>
+      </w:r>
+      <w:r>
+        <w:rPr>
+          <w:b/>
+          <w:bCs/>
+          <w:sz w:val="23"/>
+          <w:szCs w:val="23"/>
+        </w:rPr>
+        <w:tab/>
+      </w:r>
+      <w:r>
+        <w:rPr>
+          <w:b/>
+          <w:bCs/>
+          <w:sz w:val="23"/>
+          <w:szCs w:val="23"/>
+        </w:rPr>
+        <w:tab/>
+      </w:r>
+      <w:r>
+        <w:rPr>
+          <w:b/>
+          <w:bCs/>
+          <w:sz w:val="23"/>
+          <w:szCs w:val="23"/>
+        </w:rPr>
+        <w:tab/>
+      </w:r>
+      <w:r>
+        <w:rPr>
+          <w:b/>
+          <w:bCs/>
+          <w:sz w:val="23"/>
+          <w:szCs w:val="23"/>
+        </w:rPr>
+        <w:tab/>
+      </w:r>
+      <w:r>
+        <w:rPr>
+          <w:b/>
+          <w:bCs/>
+          <w:sz w:val="23"/>
+          <w:szCs w:val="23"/>
+        </w:rPr>
+        <w:tab/>
+        <w:t>External Examiner</w:t>
       </w:r>
     </w:p>
     <w:p>
@@ -318,13 +1343,7 @@
         <w:rPr>
           <w:color w:val="555555"/>
         </w:rPr>
-        <w:t xml:space="preserve">      4.1  Tools and Technol</w:t>
-      </w:r>
-      <w:r>
-        <w:rPr>
-          <w:color w:val="555555"/>
-        </w:rPr>
-        <w:t>ogies Used</w:t>
+        <w:t xml:space="preserve">      4.1  Tools and Technologies Used</w:t>
       </w:r>
     </w:p>
     <w:p>
@@ -458,21 +1477,13 @@
         <w:rPr>
           <w:b/>
         </w:rPr>
-        <w:t>7.  CONCLUSIONS AND FUTURE S</w:t>
-      </w:r>
-      <w:r>
-        <w:rPr>
-          <w:b/>
-        </w:rPr>
-        <w:t>COPE</w:t>
+        <w:t>7.  CONCLUSIONS AND FUTURE SCOPE</w:t>
       </w:r>
     </w:p>
     <w:p>
       <w:r>
         <w:br w:type="page"/>
       </w:r>
-      <w:bookmarkStart w:id="0" w:name="_GoBack"/>
-      <w:bookmarkEnd w:id="0"/>
     </w:p>
     <w:p>
       <w:pPr>
@@ -493,10 +1504,7 @@
     </w:p>
     <w:p>
       <w:r>
-        <w:t xml:space="preserve">Traditional database management demands specialised SQL knowledge, which creates a significant barrier for business analysts, educators, students, and non-technical users who need to interact with structured </w:t>
-      </w:r>
-      <w:r>
-        <w:t>data. Writing correct SQL queries — from table creation to complex aggregations, joins, and analytical visualisations — is error-prone, time-consuming, and requires continuous reference to documentation.</w:t>
+        <w:t>Traditional database management demands specialised SQL knowledge, which creates a significant barrier for business analysts, educators, students, and non-technical users who need to interact with structured data. Writing correct SQL queries — from table creation to complex aggregations, joins, and analytical visualisations — is error-prone, time-consuming, and requires continuous reference to documentation.</w:t>
       </w:r>
     </w:p>
     <w:p>
@@ -510,10 +1518,7 @@
         <w:ind w:left="720"/>
       </w:pPr>
       <w:r>
-        <w:t>Provide a raw SQL console wit</w:t>
-      </w:r>
-      <w:r>
-        <w:t>h no guidance, or</w:t>
+        <w:t>Provide a raw SQL console with no guidance, or</w:t>
       </w:r>
     </w:p>
     <w:p>
@@ -532,10 +1537,7 @@
     </w:p>
     <w:p>
       <w:r>
-        <w:t xml:space="preserve">Invixa AI </w:t>
-      </w:r>
-      <w:r>
-        <w:t>targets this gap by providing an intelligent, conversational interface that translates natural-language prompts into actionable SQL operations and dynamic data visualisations — all without the user ever needing to write a single line of SQL.</w:t>
+        <w:t>Invixa AI targets this gap by providing an intelligent, conversational interface that translates natural-language prompts into actionable SQL operations and dynamic data visualisations — all without the user ever needing to write a single line of SQL.</w:t>
       </w:r>
     </w:p>
     <w:p>
@@ -563,10 +1565,7 @@
         <w:t>Democratising Data Access</w:t>
       </w:r>
       <w:r>
-        <w:t xml:space="preserve">  Non-technical users (managers,</w:t>
-      </w:r>
-      <w:r>
-        <w:t xml:space="preserve"> analysts, students) should be able to query, mutate, and visualise database data without learning SQL.</w:t>
+        <w:t xml:space="preserve">  Non-technical users (managers, analysts, students) should be able to query, mutate, and visualise database data without learning SQL.</w:t>
       </w:r>
     </w:p>
     <w:p>
@@ -581,10 +1580,7 @@
         <w:t>Reducing Development Overhead</w:t>
       </w:r>
       <w:r>
-        <w:t xml:space="preserve">  Small teams and solo developers can prototype database schemas and explore data faster by conversing with an AI assistant</w:t>
-      </w:r>
-      <w:r>
-        <w:t xml:space="preserve"> rather than manually writing boilerplate SQL.</w:t>
+        <w:t xml:space="preserve">  Small teams and solo developers can prototype database schemas and explore data faster by conversing with an AI assistant rather than manually writing boilerplate SQL.</w:t>
       </w:r>
     </w:p>
     <w:p>
@@ -626,13 +1622,7 @@
         <w:rPr>
           <w:b/>
         </w:rPr>
-        <w:t>Educa</w:t>
-      </w:r>
-      <w:r>
-        <w:rPr>
-          <w:b/>
-        </w:rPr>
-        <w:t>tional Value</w:t>
+        <w:t>Educational Value</w:t>
       </w:r>
       <w:r>
         <w:t xml:space="preserve">  By showing the generated SQL alongside the results and explanation, the system serves as a learning tool for users who want to understand SQL progressively.</w:t>
@@ -643,7 +1633,6 @@
         <w:pStyle w:val="Heading2"/>
       </w:pPr>
       <w:r>
-        <w:lastRenderedPageBreak/>
         <w:t>1.3 Objective of System</w:t>
       </w:r>
     </w:p>
@@ -658,10 +1647,7 @@
         <w:ind w:left="720"/>
       </w:pPr>
       <w:r>
-        <w:t>To develop a full-st</w:t>
-      </w:r>
-      <w:r>
-        <w:t>ack web application that converts natural-language prompts into valid SQLite queries using a locally-hosted LLM.</w:t>
+        <w:t>To develop a full-stack web application that converts natural-language prompts into valid SQLite queries using a locally-hosted LLM.</w:t>
       </w:r>
     </w:p>
     <w:p>
@@ -670,10 +1656,7 @@
         <w:ind w:left="720"/>
       </w:pPr>
       <w:r>
-        <w:t xml:space="preserve">To provide real-time database management capabilities including table creation, data insertion, updating, deletion, and querying — all through </w:t>
-      </w:r>
-      <w:r>
-        <w:t>a conversational chat interface.</w:t>
+        <w:t>To provide real-time database management capabilities including table creation, data insertion, updating, deletion, and querying — all through a conversational chat interface.</w:t>
       </w:r>
     </w:p>
     <w:p>
@@ -691,10 +1674,7 @@
         <w:ind w:left="720"/>
       </w:pPr>
       <w:r>
-        <w:t>To implement a secure user authentication s</w:t>
-      </w:r>
-      <w:r>
-        <w:t>ystem with email/password registration, login, profile management, and password change features using bcrypt hashing.</w:t>
+        <w:t>To implement a secure user authentication system with email/password registration, login, profile management, and password change features using bcrypt hashing.</w:t>
       </w:r>
     </w:p>
     <w:p>
@@ -703,10 +1683,8 @@
         <w:ind w:left="720"/>
       </w:pPr>
       <w:r>
-        <w:t>To maintain a persistent history of AI-generated charts and database table metadata so users can revisit and re-render previous analytical</w:t>
-      </w:r>
-      <w:r>
-        <w:t xml:space="preserve"> work.</w:t>
+        <w:lastRenderedPageBreak/>
+        <w:t>To maintain a persistent history of AI-generated charts and database table metadata so users can revisit and re-render previous analytical work.</w:t>
       </w:r>
     </w:p>
     <w:p>
@@ -738,10 +1716,7 @@
       </w:pPr>
       <w:r>
         <w:lastRenderedPageBreak/>
-        <w:t>2. SOFT</w:t>
-      </w:r>
-      <w:r>
-        <w:t>WARE REQUIREMENT SPECIFICATION</w:t>
+        <w:t>2. SOFTWARE REQUIREMENT SPECIFICATION</w:t>
       </w:r>
     </w:p>
     <w:p>
@@ -760,9 +1735,9 @@
         <w:tblLook w:val="04A0" w:firstRow="1" w:lastRow="0" w:firstColumn="1" w:lastColumn="0" w:noHBand="0" w:noVBand="1"/>
       </w:tblPr>
       <w:tblGrid>
-        <w:gridCol w:w="963"/>
-        <w:gridCol w:w="2229"/>
-        <w:gridCol w:w="5664"/>
+        <w:gridCol w:w="1008"/>
+        <w:gridCol w:w="2304"/>
+        <w:gridCol w:w="6048"/>
       </w:tblGrid>
       <w:tr>
         <w:trPr>
@@ -859,13 +1834,7 @@
               <w:rPr>
                 <w:sz w:val="20"/>
               </w:rPr>
-              <w:t>The system shall allow new users to register with a username, email address, and password. Duplicate emails shall be rejected with a 409 Conflict</w:t>
-            </w:r>
-            <w:r>
-              <w:rPr>
-                <w:sz w:val="20"/>
-              </w:rPr>
-              <w:t xml:space="preserve"> error.</w:t>
+              <w:t>The system shall allow new users to register with a username, email address, and password. Duplicate emails shall be rejected with a 409 Conflict error.</w:t>
             </w:r>
           </w:p>
         </w:tc>
@@ -959,13 +1928,7 @@
               <w:rPr>
                 <w:sz w:val="20"/>
               </w:rPr>
-              <w:t xml:space="preserve">Authenticated users shall be able to update their username, change </w:t>
-            </w:r>
-            <w:r>
-              <w:rPr>
-                <w:sz w:val="20"/>
-              </w:rPr>
-              <w:t>their password, and sign out.</w:t>
+              <w:t>Authenticated users shall be able to update their username, change their password, and sign out.</w:t>
             </w:r>
           </w:p>
         </w:tc>
@@ -1059,13 +2022,7 @@
               <w:rPr>
                 <w:sz w:val="20"/>
               </w:rPr>
-              <w:t xml:space="preserve">Generated SQL shall be executed against sql_ai.db in real-time, </w:t>
-            </w:r>
-            <w:r>
-              <w:rPr>
-                <w:sz w:val="20"/>
-              </w:rPr>
-              <w:t>returning query results and a plain-English explanation.</w:t>
+              <w:t>Generated SQL shall be executed against sql_ai.db in real-time, returning query results and a plain-English explanation.</w:t>
             </w:r>
           </w:p>
         </w:tc>
@@ -1159,13 +2116,7 @@
               <w:rPr>
                 <w:sz w:val="20"/>
               </w:rPr>
-              <w:t xml:space="preserve">The system shall accept a </w:t>
-            </w:r>
-            <w:r>
-              <w:rPr>
-                <w:sz w:val="20"/>
-              </w:rPr>
-              <w:t>plain-English chart request, generate SQL + chart config, execute the query, and return structured chart data.</w:t>
+              <w:t>The system shall accept a plain-English chart request, generate SQL + chart config, execute the query, and return structured chart data.</w:t>
             </w:r>
           </w:p>
         </w:tc>
@@ -1306,13 +2257,7 @@
               <w:rPr>
                 <w:sz w:val="20"/>
               </w:rPr>
-              <w:t xml:space="preserve">The system shall retrieve and display recent charts on the Account page, re-running SQL for </w:t>
-            </w:r>
-            <w:r>
-              <w:rPr>
-                <w:sz w:val="20"/>
-              </w:rPr>
-              <w:t>up-to-date data.</w:t>
+              <w:t>The system shall retrieve and display recent charts on the Account page, re-running SQL for up-to-date data.</w:t>
             </w:r>
           </w:p>
         </w:tc>
@@ -1406,13 +2351,7 @@
               <w:rPr>
                 <w:sz w:val="20"/>
               </w:rPr>
-              <w:t>When a conversational message is sent, the system shall respond conversationally witho</w:t>
-            </w:r>
-            <w:r>
-              <w:rPr>
-                <w:sz w:val="20"/>
-              </w:rPr>
-              <w:t>ut executing SQL.</w:t>
+              <w:t>When a conversational message is sent, the system shall respond conversationally without executing SQL.</w:t>
             </w:r>
           </w:p>
         </w:tc>
@@ -1487,8 +2426,8 @@
         <w:tblLook w:val="04A0" w:firstRow="1" w:lastRow="0" w:firstColumn="1" w:lastColumn="0" w:noHBand="0" w:noVBand="1"/>
       </w:tblPr>
       <w:tblGrid>
-        <w:gridCol w:w="2075"/>
-        <w:gridCol w:w="6781"/>
+        <w:gridCol w:w="2160"/>
+        <w:gridCol w:w="7200"/>
       </w:tblGrid>
       <w:tr>
         <w:trPr>
@@ -1506,7 +2445,6 @@
                 <w:color w:val="FFFFFF"/>
                 <w:sz w:val="20"/>
               </w:rPr>
-              <w:lastRenderedPageBreak/>
               <w:t>Database File</w:t>
             </w:r>
           </w:p>
@@ -1609,6 +2547,7 @@
         <w:pStyle w:val="Heading2"/>
       </w:pPr>
       <w:r>
+        <w:lastRenderedPageBreak/>
         <w:t>2.3 Software Requirements</w:t>
       </w:r>
     </w:p>
@@ -1620,8 +2559,8 @@
         <w:tblLook w:val="04A0" w:firstRow="1" w:lastRow="0" w:firstColumn="1" w:lastColumn="0" w:noHBand="0" w:noVBand="1"/>
       </w:tblPr>
       <w:tblGrid>
-        <w:gridCol w:w="2757"/>
-        <w:gridCol w:w="6099"/>
+        <w:gridCol w:w="2880"/>
+        <w:gridCol w:w="6480"/>
       </w:tblGrid>
       <w:tr>
         <w:trPr>
@@ -2262,7 +3201,6 @@
         <w:pStyle w:val="Heading2"/>
       </w:pPr>
       <w:r>
-        <w:lastRenderedPageBreak/>
         <w:t>2.4 Hardware Requirements</w:t>
       </w:r>
     </w:p>
@@ -2274,8 +3212,8 @@
         <w:tblLook w:val="04A0" w:firstRow="1" w:lastRow="0" w:firstColumn="1" w:lastColumn="0" w:noHBand="0" w:noVBand="1"/>
       </w:tblPr>
       <w:tblGrid>
-        <w:gridCol w:w="2753"/>
-        <w:gridCol w:w="6103"/>
+        <w:gridCol w:w="2880"/>
+        <w:gridCol w:w="6480"/>
       </w:tblGrid>
       <w:tr>
         <w:trPr>
@@ -2342,13 +3280,7 @@
               <w:rPr>
                 <w:sz w:val="20"/>
               </w:rPr>
-              <w:t>Intel Core i5 (8th</w:t>
-            </w:r>
-            <w:r>
-              <w:rPr>
-                <w:sz w:val="20"/>
-              </w:rPr>
-              <w:t xml:space="preserve"> Gen) / AMD Ryzen 5 or equivalent</w:t>
+              <w:t>Intel Core i5 (8th Gen) / AMD Ryzen 5 or equivalent</w:t>
             </w:r>
           </w:p>
         </w:tc>
@@ -2480,13 +3412,7 @@
               <w:rPr>
                 <w:sz w:val="20"/>
               </w:rPr>
-              <w:t xml:space="preserve">Internet connection for initial setup and Ollama </w:t>
-            </w:r>
-            <w:r>
-              <w:rPr>
-                <w:sz w:val="20"/>
-              </w:rPr>
-              <w:t>cloud model access</w:t>
+              <w:t>Internet connection for initial setup and Ollama cloud model access</w:t>
             </w:r>
           </w:p>
         </w:tc>
@@ -2550,10 +3476,7 @@
     </w:p>
     <w:p>
       <w:r>
-        <w:t xml:space="preserve">Invixa AI follows a Client–Server architecture with a clear separation between the presentation layer (frontend), </w:t>
-      </w:r>
-      <w:r>
-        <w:t>application/business-logic layer (backend), AI inference layer (Ollama), and data layer (SQLite databases).</w:t>
+        <w:t>Invixa AI follows a Client–Server architecture with a clear separation between the presentation layer (frontend), application/business-logic layer (backend), AI inference layer (Ollama), and data layer (SQLite databases).</w:t>
       </w:r>
     </w:p>
     <w:tbl>
@@ -2564,9 +3487,9 @@
         <w:tblLook w:val="04A0" w:firstRow="1" w:lastRow="0" w:firstColumn="1" w:lastColumn="0" w:noHBand="0" w:noVBand="1"/>
       </w:tblPr>
       <w:tblGrid>
-        <w:gridCol w:w="1966"/>
-        <w:gridCol w:w="2979"/>
-        <w:gridCol w:w="3911"/>
+        <w:gridCol w:w="2016"/>
+        <w:gridCol w:w="3168"/>
+        <w:gridCol w:w="4176"/>
       </w:tblGrid>
       <w:tr>
         <w:trPr>
@@ -2663,13 +3586,7 @@
               <w:rPr>
                 <w:sz w:val="20"/>
               </w:rPr>
-              <w:t>SPA on localhost:5173. Components: AuthPage, HomePage, Database, Chat (A</w:t>
-            </w:r>
-            <w:r>
-              <w:rPr>
-                <w:sz w:val="20"/>
-              </w:rPr>
-              <w:t>nalytics), Account, Header.</w:t>
+              <w:t>SPA on localhost:5173. Components: AuthPage, HomePage, Database, Chat (Analytics), Account, Header.</w:t>
             </w:r>
           </w:p>
         </w:tc>
@@ -2810,13 +3727,7 @@
               <w:rPr>
                 <w:sz w:val="20"/>
               </w:rPr>
-              <w:t xml:space="preserve">Two </w:t>
-            </w:r>
-            <w:r>
-              <w:rPr>
-                <w:sz w:val="20"/>
-              </w:rPr>
-              <w:t>databases: sql_ai.db (user data) and app.db (app metadata).</w:t>
+              <w:t>Two databases: sql_ai.db (user data) and app.db (app metadata).</w:t>
             </w:r>
           </w:p>
         </w:tc>
@@ -2893,10 +3804,7 @@
         <w:ind w:left="720"/>
       </w:pPr>
       <w:r>
-        <w:t xml:space="preserve">Frontend sends HTTP POST to FastAPI backend with </w:t>
-      </w:r>
-      <w:r>
-        <w:t>the prompt.</w:t>
+        <w:t>Frontend sends HTTP POST to FastAPI backend with the prompt.</w:t>
       </w:r>
     </w:p>
     <w:p>
@@ -2932,10 +3840,7 @@
         <w:ind w:left="720"/>
       </w:pPr>
       <w:r>
-        <w:t>Backend validates the response, executes SQL agains</w:t>
-      </w:r>
-      <w:r>
-        <w:t>t sql_ai.db, and collects results.</w:t>
+        <w:t>Backend validates the response, executes SQL against sql_ai.db, and collects results.</w:t>
       </w:r>
     </w:p>
     <w:p>
@@ -2987,10 +3892,7 @@
         <w:ind w:left="720"/>
       </w:pPr>
       <w:r>
-        <w:t>User Log</w:t>
-      </w:r>
-      <w:r>
-        <w:t>in (POST /app/auth/login)</w:t>
+        <w:t>User Login (POST /app/auth/login)</w:t>
       </w:r>
     </w:p>
     <w:p>
@@ -3008,7 +3910,6 @@
         <w:ind w:left="720"/>
       </w:pPr>
       <w:r>
-        <w:lastRenderedPageBreak/>
         <w:t>Password Hashing (bcrypt with 72-byte truncation)</w:t>
       </w:r>
     </w:p>
@@ -3035,10 +3936,7 @@
         <w:ind w:left="720"/>
       </w:pPr>
       <w:r>
-        <w:t xml:space="preserve">Schema Reflection — dynamically reads the current database </w:t>
-      </w:r>
-      <w:r>
-        <w:t>schema.</w:t>
+        <w:t>Schema Reflection — dynamically reads the current database schema.</w:t>
       </w:r>
     </w:p>
     <w:p>
@@ -3074,10 +3972,8 @@
         <w:ind w:left="720"/>
       </w:pPr>
       <w:r>
-        <w:t xml:space="preserve">SQL Execution — executes the generated query via </w:t>
-      </w:r>
-      <w:r>
-        <w:t>SQLAlchemy.</w:t>
+        <w:lastRenderedPageBreak/>
+        <w:t>SQL Execution — executes the generated query via SQLAlchemy.</w:t>
       </w:r>
     </w:p>
     <w:p>
@@ -3112,10 +4008,7 @@
         <w:ind w:left="720"/>
       </w:pPr>
       <w:r>
-        <w:t>Schema + Sample Reflection — reads schema and up to 5 sa</w:t>
-      </w:r>
-      <w:r>
-        <w:t>mple rows.</w:t>
+        <w:t>Schema + Sample Reflection — reads schema and up to 5 sample rows.</w:t>
       </w:r>
     </w:p>
     <w:p>
@@ -3151,10 +4044,7 @@
         <w:ind w:left="720"/>
       </w:pPr>
       <w:r>
-        <w:t xml:space="preserve">Numeric Coercion — converts string numbers to floats for </w:t>
-      </w:r>
-      <w:r>
-        <w:t>Recharts.</w:t>
+        <w:t>Numeric Coercion — converts string numbers to floats for Recharts.</w:t>
       </w:r>
     </w:p>
     <w:p>
@@ -3198,10 +4088,7 @@
         <w:ind w:left="720"/>
       </w:pPr>
       <w:r>
-        <w:t>Table Data Retrieva</w:t>
-      </w:r>
-      <w:r>
-        <w:t>l (GET /db/table/{name}) — full column + row data.</w:t>
+        <w:t>Table Data Retrieval (GET /db/table/{name}) — full column + row data.</w:t>
       </w:r>
     </w:p>
     <w:p>
@@ -3236,10 +4123,7 @@
         <w:ind w:left="720"/>
       </w:pPr>
       <w:r>
-        <w:t>Profile Editing — inline edit for usernam</w:t>
-      </w:r>
-      <w:r>
-        <w:t>e.</w:t>
+        <w:t>Profile Editing — inline edit for username.</w:t>
       </w:r>
     </w:p>
     <w:p>
@@ -3292,10 +4176,7 @@
         <w:ind w:left="720"/>
       </w:pPr>
       <w:r>
-        <w:t xml:space="preserve">Quick Prompt </w:t>
-      </w:r>
-      <w:r>
-        <w:t>Input — redirects to Analytics tab.</w:t>
+        <w:t>Quick Prompt Input — redirects to Analytics tab.</w:t>
       </w:r>
     </w:p>
     <w:p>
@@ -3321,7 +4202,6 @@
         <w:pStyle w:val="Heading3"/>
       </w:pPr>
       <w:r>
-        <w:lastRenderedPageBreak/>
         <w:t>Module 7: Frontend UI/UX Module</w:t>
       </w:r>
     </w:p>
@@ -3340,10 +4220,7 @@
         <w:ind w:left="720"/>
       </w:pPr>
       <w:r>
-        <w:t>Responsive layout (desktop</w:t>
-      </w:r>
-      <w:r>
-        <w:t>-optimised, mobile-friendly).</w:t>
+        <w:t>Responsive layout (desktop-optimised, mobile-friendly).</w:t>
       </w:r>
     </w:p>
     <w:p>
@@ -3387,6 +4264,7 @@
         <w:pStyle w:val="Heading2"/>
       </w:pPr>
       <w:r>
+        <w:lastRenderedPageBreak/>
         <w:t>3.3 UML Diagrams</w:t>
       </w:r>
     </w:p>
@@ -3395,10 +4273,7 @@
         <w:pStyle w:val="Heading3"/>
       </w:pPr>
       <w:r>
-        <w:t>3.3.1 Use-Case Diagra</w:t>
-      </w:r>
-      <w:r>
-        <w:t>m</w:t>
+        <w:t>3.3.1 Use-Case Diagram</w:t>
       </w:r>
     </w:p>
     <w:p>
@@ -3452,8 +4327,8 @@
         <w:tblLook w:val="04A0" w:firstRow="1" w:lastRow="0" w:firstColumn="1" w:lastColumn="0" w:noHBand="0" w:noVBand="1"/>
       </w:tblPr>
       <w:tblGrid>
-        <w:gridCol w:w="2752"/>
-        <w:gridCol w:w="6104"/>
+        <w:gridCol w:w="2880"/>
+        <w:gridCol w:w="6480"/>
       </w:tblGrid>
       <w:tr>
         <w:trPr>
@@ -3520,13 +4395,7 @@
               <w:rPr>
                 <w:sz w:val="20"/>
               </w:rPr>
-              <w:t>User provides username, email, and password. System hashes the password with bcrypt and stores</w:t>
-            </w:r>
-            <w:r>
-              <w:rPr>
-                <w:sz w:val="20"/>
-              </w:rPr>
-              <w:t xml:space="preserve"> the record in app.db.</w:t>
+              <w:t>User provides username, email, and password. System hashes the password with bcrypt and stores the record in app.db.</w:t>
             </w:r>
           </w:p>
         </w:tc>
@@ -3677,13 +4546,7 @@
               <w:rPr>
                 <w:sz w:val="20"/>
               </w:rPr>
-              <w:t xml:space="preserve">UC6 – </w:t>
-            </w:r>
-            <w:r>
-              <w:rPr>
-                <w:sz w:val="20"/>
-              </w:rPr>
-              <w:t>Preview Database</w:t>
+              <w:t>UC6 – Preview Database</w:t>
             </w:r>
           </w:p>
         </w:tc>
@@ -3749,13 +4612,7 @@
               <w:rPr>
                 <w:sz w:val="20"/>
               </w:rPr>
-              <w:t>UC8 – View Chart Histor</w:t>
-            </w:r>
-            <w:r>
-              <w:rPr>
-                <w:sz w:val="20"/>
-              </w:rPr>
-              <w:t>y</w:t>
+              <w:t>UC8 – View Chart History</w:t>
             </w:r>
           </w:p>
         </w:tc>
@@ -3814,16 +4671,12 @@
         <w:pStyle w:val="Heading3"/>
       </w:pPr>
       <w:r>
-        <w:lastRenderedPageBreak/>
         <w:t>3.3.2 Class Diagram</w:t>
       </w:r>
     </w:p>
     <w:p>
       <w:r>
-        <w:t>The system uses three ORM models</w:t>
-      </w:r>
-      <w:r>
-        <w:t xml:space="preserve"> defined in app_db_models.py:</w:t>
+        <w:t>The system uses three ORM models defined in app_db_models.py:</w:t>
       </w:r>
     </w:p>
     <w:p>
@@ -3842,9 +4695,9 @@
         <w:tblLook w:val="04A0" w:firstRow="1" w:lastRow="0" w:firstColumn="1" w:lastColumn="0" w:noHBand="0" w:noVBand="1"/>
       </w:tblPr>
       <w:tblGrid>
-        <w:gridCol w:w="2066"/>
-        <w:gridCol w:w="2073"/>
-        <w:gridCol w:w="4717"/>
+        <w:gridCol w:w="2160"/>
+        <w:gridCol w:w="2160"/>
+        <w:gridCol w:w="5040"/>
       </w:tblGrid>
       <w:tr>
         <w:trPr>
@@ -4235,6 +5088,7 @@
         <w:rPr>
           <w:b/>
         </w:rPr>
+        <w:lastRenderedPageBreak/>
         <w:t>Class: SavedChart</w:t>
       </w:r>
     </w:p>
@@ -4246,9 +5100,9 @@
         <w:tblLook w:val="04A0" w:firstRow="1" w:lastRow="0" w:firstColumn="1" w:lastColumn="0" w:noHBand="0" w:noVBand="1"/>
       </w:tblPr>
       <w:tblGrid>
-        <w:gridCol w:w="2071"/>
-        <w:gridCol w:w="2072"/>
-        <w:gridCol w:w="4713"/>
+        <w:gridCol w:w="2160"/>
+        <w:gridCol w:w="2160"/>
+        <w:gridCol w:w="5040"/>
       </w:tblGrid>
       <w:tr>
         <w:trPr>
@@ -4744,9 +5598,9 @@
         <w:tblLook w:val="04A0" w:firstRow="1" w:lastRow="0" w:firstColumn="1" w:lastColumn="0" w:noHBand="0" w:noVBand="1"/>
       </w:tblPr>
       <w:tblGrid>
-        <w:gridCol w:w="2084"/>
-        <w:gridCol w:w="2069"/>
-        <w:gridCol w:w="4703"/>
+        <w:gridCol w:w="2160"/>
+        <w:gridCol w:w="2160"/>
+        <w:gridCol w:w="5040"/>
       </w:tblGrid>
       <w:tr>
         <w:trPr>
@@ -4890,13 +5744,7 @@
               <w:rPr>
                 <w:sz w:val="20"/>
               </w:rPr>
-              <w:t>FK → User.id,</w:t>
-            </w:r>
-            <w:r>
-              <w:rPr>
-                <w:sz w:val="20"/>
-              </w:rPr>
-              <w:t xml:space="preserve"> NULLABLE</w:t>
+              <w:t>FK → User.id, NULLABLE</w:t>
             </w:r>
           </w:p>
         </w:tc>
@@ -5056,7 +5904,6 @@
               <w:rPr>
                 <w:sz w:val="20"/>
               </w:rPr>
-              <w:lastRenderedPageBreak/>
               <w:t>created_at</w:t>
             </w:r>
           </w:p>
@@ -5153,10 +6000,7 @@
         <w:ind w:left="720"/>
       </w:pPr>
       <w:r>
-        <w:t xml:space="preserve">User 1 ──── * SavedChart (one user can have many </w:t>
-      </w:r>
-      <w:r>
-        <w:t>saved charts)</w:t>
+        <w:t>User 1 ──── * SavedChart (one user can have many saved charts)</w:t>
       </w:r>
     </w:p>
     <w:p>
@@ -5189,9 +6033,9 @@
         <w:tblLook w:val="04A0" w:firstRow="1" w:lastRow="0" w:firstColumn="1" w:lastColumn="0" w:noHBand="0" w:noVBand="1"/>
       </w:tblPr>
       <w:tblGrid>
-        <w:gridCol w:w="707"/>
-        <w:gridCol w:w="2459"/>
-        <w:gridCol w:w="5690"/>
+        <w:gridCol w:w="720"/>
+        <w:gridCol w:w="2592"/>
+        <w:gridCol w:w="6048"/>
       </w:tblGrid>
       <w:tr>
         <w:trPr>
@@ -5636,6 +6480,7 @@
               <w:rPr>
                 <w:sz w:val="20"/>
               </w:rPr>
+              <w:lastRenderedPageBreak/>
               <w:t>9</w:t>
             </w:r>
           </w:p>
@@ -5887,10 +6732,7 @@
         <w:ind w:left="720"/>
       </w:pPr>
       <w:r>
-        <w:t xml:space="preserve">System reflects the database schema and collects up to </w:t>
-      </w:r>
-      <w:r>
-        <w:t>5 sample rows per table.</w:t>
+        <w:t>System reflects the database schema and collects up to 5 sample rows per table.</w:t>
       </w:r>
     </w:p>
     <w:p>
@@ -5917,7 +6759,6 @@
         <w:ind w:left="720"/>
       </w:pPr>
       <w:r>
-        <w:lastRenderedPageBreak/>
         <w:t>System sends the prompt to DeepSeek via Ollama API.</w:t>
       </w:r>
     </w:p>
@@ -5954,10 +6795,7 @@
         <w:ind w:left="720"/>
       </w:pPr>
       <w:r>
-        <w:t xml:space="preserve">System constrains chart_type to the allowed </w:t>
-      </w:r>
-      <w:r>
-        <w:t>set {bar, line, area, pie, scatter, composed}.</w:t>
+        <w:t>System constrains chart_type to the allowed set {bar, line, area, pie, scatter, composed}.</w:t>
       </w:r>
     </w:p>
     <w:p>
@@ -5993,10 +6831,7 @@
         <w:ind w:left="720"/>
       </w:pPr>
       <w:r>
-        <w:t>System returns the complete</w:t>
-      </w:r>
-      <w:r>
-        <w:t xml:space="preserve"> chart specification + data to the frontend.</w:t>
+        <w:t>System returns the complete chart specification + data to the frontend.</w:t>
       </w:r>
     </w:p>
     <w:p>
@@ -6046,13 +6881,7 @@
         <w:rPr>
           <w:i/>
         </w:rPr>
-        <w:t>Output: JSON response with SQL</w:t>
-      </w:r>
-      <w:r>
-        <w:rPr>
-          <w:i/>
-        </w:rPr>
-        <w:t>, result data, and explanation</w:t>
+        <w:t>Output: JSON response with SQL, result data, and explanation</w:t>
       </w:r>
     </w:p>
     <w:p>
@@ -6076,10 +6905,7 @@
         <w:ind w:left="432"/>
       </w:pPr>
       <w:r>
-        <w:t xml:space="preserve">Step 3: CALL the LLM: </w:t>
-      </w:r>
-      <w:r>
-        <w:t>response ← ollama.chat(model="deepseek-v3.1:671b-cloud", system=system_prompt, user=user_prompt).</w:t>
+        <w:t>Step 3: CALL the LLM: response ← ollama.chat(model="deepseek-v3.1:671b-cloud", system=system_prompt, user=user_prompt).</w:t>
       </w:r>
     </w:p>
     <w:p>
@@ -6095,10 +6921,7 @@
         <w:ind w:left="432"/>
       </w:pPr>
       <w:r>
-        <w:t>Step 5: GENERATE explanation: explanation ←</w:t>
-      </w:r>
-      <w:r>
-        <w:t xml:space="preserve"> ollama.chat("Explain: " + generated_sql).</w:t>
+        <w:t>Step 5: GENERATE explanation: explanation ← ollama.chat("Explain: " + generated_sql).</w:t>
       </w:r>
     </w:p>
     <w:p>
@@ -6122,10 +6945,7 @@
         <w:ind w:left="432"/>
       </w:pPr>
       <w:r>
-        <w:t xml:space="preserve">Step 8: SYNC table </w:t>
-      </w:r>
-      <w:r>
-        <w:t>metadata: if mutation detected, call sync_tables_to_app_db(user_id).</w:t>
+        <w:t>Step 8: SYNC table metadata: if mutation detected, call sync_tables_to_app_db(user_id).</w:t>
       </w:r>
     </w:p>
     <w:p>
@@ -6158,13 +6978,7 @@
         <w:rPr>
           <w:i/>
         </w:rPr>
-        <w:t xml:space="preserve">Output: </w:t>
-      </w:r>
-      <w:r>
-        <w:rPr>
-          <w:i/>
-        </w:rPr>
-        <w:t>JSON response with chart specification and query data</w:t>
+        <w:t>Output: JSON response with chart specification and query data</w:t>
       </w:r>
     </w:p>
     <w:p>
@@ -6172,7 +6986,6 @@
         <w:ind w:left="432"/>
       </w:pPr>
       <w:r>
-        <w:lastRenderedPageBreak/>
         <w:t>Step 1: REFLECT schema and collect sample rows. If empty, RAISE 422 error.</w:t>
       </w:r>
     </w:p>
@@ -6189,10 +7002,7 @@
         <w:ind w:left="432"/>
       </w:pPr>
       <w:r>
-        <w:t>Step 3: CALL the LLM with system promp</w:t>
-      </w:r>
-      <w:r>
-        <w:t>t and user prompt.</w:t>
+        <w:t>Step 3: CALL the LLM with system prompt and user prompt.</w:t>
       </w:r>
     </w:p>
     <w:p>
@@ -6224,10 +7034,7 @@
         <w:ind w:left="432"/>
       </w:pPr>
       <w:r>
-        <w:t>Step 7: CONSTRAIN chart_type: if n</w:t>
-      </w:r>
-      <w:r>
-        <w:t>ot in allowed set, default to "bar".</w:t>
+        <w:t>Step 7: CONSTRAIN chart_type: if not in allowed set, default to "bar".</w:t>
       </w:r>
     </w:p>
     <w:p>
@@ -6251,10 +7058,7 @@
         <w:ind w:left="432"/>
       </w:pPr>
       <w:r>
-        <w:t>Step 10: SAVE chart to app.db: INSERT SavedChart(user_id, title, chart_type,</w:t>
-      </w:r>
-      <w:r>
-        <w:t xml:space="preserve"> color, sql_query, x_key, y_key).</w:t>
+        <w:t>Step 10: SAVE chart to app.db: INSERT SavedChart(user_id, title, chart_type, color, sql_query, x_key, y_key).</w:t>
       </w:r>
     </w:p>
     <w:p>
@@ -6281,10 +7085,7 @@
     </w:p>
     <w:p>
       <w:r>
-        <w:t>The system uses two separate SQLite databases to maintain clean separation between user/analytical data and applica</w:t>
-      </w:r>
-      <w:r>
-        <w:t>tion metadata.</w:t>
+        <w:t>The system uses two separate SQLite databases to maintain clean separation between user/analytical data and application metadata.</w:t>
       </w:r>
     </w:p>
     <w:p>
@@ -6311,10 +7112,10 @@
         <w:tblLook w:val="04A0" w:firstRow="1" w:lastRow="0" w:firstColumn="1" w:lastColumn="0" w:noHBand="0" w:noVBand="1"/>
       </w:tblPr>
       <w:tblGrid>
-        <w:gridCol w:w="1784"/>
-        <w:gridCol w:w="2085"/>
-        <w:gridCol w:w="1124"/>
-        <w:gridCol w:w="3863"/>
+        <w:gridCol w:w="1872"/>
+        <w:gridCol w:w="2160"/>
+        <w:gridCol w:w="1152"/>
+        <w:gridCol w:w="4176"/>
       </w:tblGrid>
       <w:tr>
         <w:trPr>
@@ -6795,10 +7596,10 @@
         <w:tblLook w:val="04A0" w:firstRow="1" w:lastRow="0" w:firstColumn="1" w:lastColumn="0" w:noHBand="0" w:noVBand="1"/>
       </w:tblPr>
       <w:tblGrid>
-        <w:gridCol w:w="1796"/>
-        <w:gridCol w:w="2089"/>
-        <w:gridCol w:w="1090"/>
-        <w:gridCol w:w="3881"/>
+        <w:gridCol w:w="1872"/>
+        <w:gridCol w:w="2160"/>
+        <w:gridCol w:w="1152"/>
+        <w:gridCol w:w="4176"/>
       </w:tblGrid>
       <w:tr>
         <w:trPr>
@@ -7387,10 +8188,10 @@
         <w:tblLook w:val="04A0" w:firstRow="1" w:lastRow="0" w:firstColumn="1" w:lastColumn="0" w:noHBand="0" w:noVBand="1"/>
       </w:tblPr>
       <w:tblGrid>
-        <w:gridCol w:w="1813"/>
-        <w:gridCol w:w="2086"/>
-        <w:gridCol w:w="1088"/>
-        <w:gridCol w:w="3869"/>
+        <w:gridCol w:w="1872"/>
+        <w:gridCol w:w="2160"/>
+        <w:gridCol w:w="1152"/>
+        <w:gridCol w:w="4176"/>
       </w:tblGrid>
       <w:tr>
         <w:trPr>
@@ -7536,7 +8337,6 @@
               <w:rPr>
                 <w:sz w:val="20"/>
               </w:rPr>
-              <w:lastRenderedPageBreak/>
               <w:t>user_id</w:t>
             </w:r>
           </w:p>
@@ -7861,13 +8661,7 @@
         <w:rPr>
           <w:b/>
         </w:rPr>
-        <w:t xml:space="preserve">Database 2: sql_ai.db (User / </w:t>
-      </w:r>
-      <w:r>
-        <w:rPr>
-          <w:b/>
-        </w:rPr>
-        <w:t>Analytical Data)</w:t>
+        <w:t>Database 2: sql_ai.db (User / Analytical Data)</w:t>
       </w:r>
     </w:p>
     <w:p>
@@ -7880,10 +8674,7 @@
         <w:pStyle w:val="Heading2"/>
       </w:pPr>
       <w:r>
-        <w:t>4.1</w:t>
-      </w:r>
-      <w:r>
-        <w:t xml:space="preserve"> Tools and Technologies Used</w:t>
+        <w:t>4.1 Tools and Technologies Used</w:t>
       </w:r>
     </w:p>
     <w:tbl>
@@ -7894,8 +8685,8 @@
         <w:tblLook w:val="04A0" w:firstRow="1" w:lastRow="0" w:firstColumn="1" w:lastColumn="0" w:noHBand="0" w:noVBand="1"/>
       </w:tblPr>
       <w:tblGrid>
-        <w:gridCol w:w="2486"/>
-        <w:gridCol w:w="6370"/>
+        <w:gridCol w:w="2592"/>
+        <w:gridCol w:w="6768"/>
       </w:tblGrid>
       <w:tr>
         <w:trPr>
@@ -8408,10 +9199,7 @@
         <w:ind w:left="720"/>
       </w:pPr>
       <w:r>
-        <w:t xml:space="preserve">hash_password() / verify_password() — Ensured </w:t>
-      </w:r>
-      <w:r>
-        <w:t>bcrypt hashing and 72-byte truncation.</w:t>
+        <w:t>hash_password() / verify_password() — Ensured bcrypt hashing and 72-byte truncation.</w:t>
       </w:r>
     </w:p>
     <w:p>
@@ -8446,10 +9234,7 @@
         <w:ind w:left="720"/>
       </w:pPr>
       <w:r>
-        <w:t>ChartRenderer — Tested all six chart types with valid, empty, and m</w:t>
-      </w:r>
-      <w:r>
-        <w:t>issing data.</w:t>
+        <w:t>ChartRenderer — Tested all six chart types with valid, empty, and missing data.</w:t>
       </w:r>
     </w:p>
     <w:p>
@@ -8497,10 +9282,7 @@
     </w:p>
     <w:p>
       <w:r>
-        <w:t>I</w:t>
-      </w:r>
-      <w:r>
-        <w:t>ntegration testing verifies the interaction between multiple modules:</w:t>
+        <w:t>Integration testing verifies the interaction between multiple modules:</w:t>
       </w:r>
     </w:p>
     <w:tbl>
@@ -8511,8 +9293,8 @@
         <w:tblLook w:val="04A0" w:firstRow="1" w:lastRow="0" w:firstColumn="1" w:lastColumn="0" w:noHBand="0" w:noVBand="1"/>
       </w:tblPr>
       <w:tblGrid>
-        <w:gridCol w:w="3023"/>
-        <w:gridCol w:w="5833"/>
+        <w:gridCol w:w="3168"/>
+        <w:gridCol w:w="6192"/>
       </w:tblGrid>
       <w:tr>
         <w:trPr>
@@ -8612,13 +9394,7 @@
               <w:rPr>
                 <w:sz w:val="20"/>
               </w:rPr>
-              <w:t xml:space="preserve">Tested prompt submission, response parsing, </w:t>
-            </w:r>
-            <w:r>
-              <w:rPr>
-                <w:sz w:val="20"/>
-              </w:rPr>
-              <w:t>malformed JSON, and timeouts.</w:t>
+              <w:t>Tested prompt submission, response parsing, malformed JSON, and timeouts.</w:t>
             </w:r>
           </w:p>
         </w:tc>
@@ -8717,13 +9493,7 @@
               <w:rPr>
                 <w:sz w:val="20"/>
               </w:rPr>
-              <w:t xml:space="preserve">Verified app.db SavedTable </w:t>
-            </w:r>
-            <w:r>
-              <w:rPr>
-                <w:sz w:val="20"/>
-              </w:rPr>
-              <w:t>records sync after SQL mutations.</w:t>
+              <w:t>Verified app.db SavedTable records sync after SQL mutations.</w:t>
             </w:r>
           </w:p>
         </w:tc>
@@ -8776,16 +9546,12 @@
         <w:pStyle w:val="Heading3"/>
       </w:pPr>
       <w:r>
-        <w:lastRenderedPageBreak/>
         <w:t>5.1.3 Regression Testing</w:t>
       </w:r>
     </w:p>
     <w:p>
       <w:r>
-        <w:t xml:space="preserve">Regression testing ensures new features do not break </w:t>
-      </w:r>
-      <w:r>
-        <w:t>existing functionality:</w:t>
+        <w:t>Regression testing ensures new features do not break existing functionality:</w:t>
       </w:r>
     </w:p>
     <w:p>
@@ -8812,10 +9578,7 @@
         <w:ind w:left="720"/>
       </w:pPr>
       <w:r>
-        <w:t>After adding user_id to request models, verified backward com</w:t>
-      </w:r>
-      <w:r>
-        <w:t>patibility (nullable field).</w:t>
+        <w:t>After adding user_id to request models, verified backward compatibility (nullable field).</w:t>
       </w:r>
     </w:p>
     <w:p>
@@ -8824,6 +9587,7 @@
         <w:ind w:left="720"/>
       </w:pPr>
       <w:r>
+        <w:lastRenderedPageBreak/>
         <w:t>After frontend updates, verified message rendering, auto-scroll, suggestions, and keyboard shortcuts.</w:t>
       </w:r>
     </w:p>
@@ -8845,10 +9609,7 @@
     </w:p>
     <w:p>
       <w:r>
-        <w:t xml:space="preserve">Alpha testing was conducted by the development team in a </w:t>
-      </w:r>
-      <w:r>
-        <w:t>controlled local environment:</w:t>
+        <w:t>Alpha testing was conducted by the development team in a controlled local environment:</w:t>
       </w:r>
     </w:p>
     <w:p>
@@ -8875,10 +9636,7 @@
         <w:ind w:left="720"/>
       </w:pPr>
       <w:r>
-        <w:t>UI/UX review: dark theme consistency, responsiv</w:t>
-      </w:r>
-      <w:r>
-        <w:t>e layout, animation smoothness, cross-browser rendering.</w:t>
+        <w:t>UI/UX review: dark theme consistency, responsive layout, animation smoothness, cross-browser rendering.</w:t>
       </w:r>
     </w:p>
     <w:p>
@@ -8895,13 +9653,7 @@
         <w:rPr>
           <w:b/>
         </w:rPr>
-        <w:t>Outcome: 3 minor bugs fixed (CORS, bcrypt compat, JSON fence stripping). All scenarios p</w:t>
-      </w:r>
-      <w:r>
-        <w:rPr>
-          <w:b/>
-        </w:rPr>
-        <w:t>assed.</w:t>
+        <w:t>Outcome: 3 minor bugs fixed (CORS, bcrypt compat, JSON fence stripping). All scenarios passed.</w:t>
       </w:r>
     </w:p>
     <w:p>
@@ -8932,10 +9684,7 @@
         <w:ind w:left="720"/>
       </w:pPr>
       <w:r>
-        <w:t>Chart generation praised for accuracy and visual</w:t>
-      </w:r>
-      <w:r>
-        <w:t xml:space="preserve"> quality; auto-detection of chart types appreciated.</w:t>
+        <w:t>Chart generation praised for accuracy and visual quality; auto-detection of chart types appreciated.</w:t>
       </w:r>
     </w:p>
     <w:p>
@@ -8962,10 +9711,7 @@
         <w:ind w:left="720"/>
       </w:pPr>
       <w:r>
-        <w:t xml:space="preserve">One user encountered a timeout on complex prompts — inherent LLM </w:t>
-      </w:r>
-      <w:r>
-        <w:t>limitation, documented.</w:t>
+        <w:t>One user encountered a timeout on complex prompts — inherent LLM limitation, documented.</w:t>
       </w:r>
     </w:p>
     <w:p>
@@ -8996,13 +9742,7 @@
       </w:pPr>
       <w:r>
         <w:lastRenderedPageBreak/>
-        <w:t>6</w:t>
-      </w:r>
-      <w:r>
-        <w:t xml:space="preserve">. </w:t>
-      </w:r>
-      <w:r>
-        <w:t>Result</w:t>
+        <w:t>6. Result</w:t>
       </w:r>
     </w:p>
     <w:p>
@@ -9637,12 +10377,17 @@
         </w:drawing>
       </w:r>
     </w:p>
-    <w:p/>
+    <w:p>
+      <w:r>
+        <w:br w:type="page"/>
+      </w:r>
+    </w:p>
     <w:p>
       <w:pPr>
         <w:pStyle w:val="Heading1"/>
       </w:pPr>
       <w:r>
+        <w:lastRenderedPageBreak/>
         <w:t>7. CONCLUSIONS AND FUTURE SCOPE</w:t>
       </w:r>
     </w:p>
@@ -9651,18 +10396,12 @@
         <w:pStyle w:val="Heading2"/>
       </w:pPr>
       <w:r>
-        <w:t>Conclus</w:t>
-      </w:r>
-      <w:r>
-        <w:t>ions</w:t>
-      </w:r>
-    </w:p>
-    <w:p>
-      <w:r>
-        <w:t>Invixa AI</w:t>
-      </w:r>
-      <w:r>
-        <w:t xml:space="preserve"> successfully demonstrates that modern Large Language Models can be harnessed to create an intelligent, conversational interface for database management and analytics — all running locally with full data privacy.</w:t>
+        <w:t>Conclusions</w:t>
+      </w:r>
+    </w:p>
+    <w:p>
+      <w:r>
+        <w:t>Invixa AI successfully demonstrates that modern Large Language Models can be harnessed to create an intelligent, conversational interface for database management and analytics — all running locally with full data privacy.</w:t>
       </w:r>
     </w:p>
     <w:p>
@@ -9682,13 +10421,7 @@
         <w:rPr>
           <w:b/>
         </w:rPr>
-        <w:t>Natural-Language Database</w:t>
-      </w:r>
-      <w:r>
-        <w:rPr>
-          <w:b/>
-        </w:rPr>
-        <w:t xml:space="preserve"> Operations</w:t>
+        <w:t>Natural-Language Database Operations</w:t>
       </w:r>
       <w:r>
         <w:t xml:space="preserve">  Users can create, query, modify, and delete database structures using plain English, eliminating the need for SQL expertise.</w:t>
@@ -9706,10 +10439,7 @@
         <w:t>AI-Powered Analytics</w:t>
       </w:r>
       <w:r>
-        <w:t xml:space="preserve">  Accurate, interactive charts from NL descriptions, supporting six chart types with automatic typ</w:t>
-      </w:r>
-      <w:r>
-        <w:t>e selection, axis mapping, and data coercion.</w:t>
+        <w:t xml:space="preserve">  Accurate, interactive charts from NL descriptions, supporting six chart types with automatic type selection, axis mapping, and data coercion.</w:t>
       </w:r>
     </w:p>
     <w:p>
@@ -9739,10 +10469,7 @@
         <w:t>Real-Time Feedback</w:t>
       </w:r>
       <w:r>
-        <w:t xml:space="preserve">  Split-panel UI with auto-refresh, typewriter animations, and dynamic c</w:t>
-      </w:r>
-      <w:r>
-        <w:t>hart rendering.</w:t>
+        <w:t xml:space="preserve">  Split-panel UI with auto-refresh, typewriter animations, and dynamic chart rendering.</w:t>
       </w:r>
     </w:p>
     <w:p>
@@ -9795,7 +10522,6 @@
         <w:pStyle w:val="Heading2"/>
       </w:pPr>
       <w:r>
-        <w:lastRenderedPageBreak/>
         <w:t>Future Scope</w:t>
       </w:r>
     </w:p>
@@ -9828,13 +10554,7 @@
         <w:rPr>
           <w:b/>
         </w:rPr>
-        <w:t>2. Multi</w:t>
-      </w:r>
-      <w:r>
-        <w:rPr>
-          <w:b/>
-        </w:rPr>
-        <w:t>-Database Support</w:t>
+        <w:t>2. Multi-Database Support</w:t>
       </w:r>
       <w:r>
         <w:t xml:space="preserve">  Extend to PostgreSQL, MySQL, and MongoDB.</w:t>
@@ -9957,10 +10677,7 @@
         <w:t>10. Mobile-Optimised Interface</w:t>
       </w:r>
       <w:r>
-        <w:t xml:space="preserve">  Responsive bottom-navigation pattern for tablet</w:t>
-      </w:r>
-      <w:r>
-        <w:t>s and mobile.</w:t>
+        <w:t xml:space="preserve">  Responsive bottom-navigation pattern for tablets and mobile.</w:t>
       </w:r>
     </w:p>
     <w:p>
@@ -10041,19 +10758,12 @@
           <w:color w:val="888888"/>
           <w:sz w:val="20"/>
         </w:rPr>
-        <w:t>Date: April</w:t>
-      </w:r>
-      <w:r>
-        <w:rPr>
-          <w:color w:val="888888"/>
-          <w:sz w:val="20"/>
-        </w:rPr>
-        <w:t xml:space="preserve"> 2026</w:t>
+        <w:t>Date: April 2026</w:t>
       </w:r>
     </w:p>
     <w:sectPr>
       <w:pgSz w:w="12240" w:h="15840"/>
-      <w:pgMar w:top="1440" w:right="1800" w:bottom="1440" w:left="1800" w:header="720" w:footer="720" w:gutter="0"/>
+      <w:pgMar w:top="720" w:right="720" w:bottom="720" w:left="720" w:header="720" w:footer="720" w:gutter="0"/>
       <w:cols w:space="720"/>
       <w:docGrid w:linePitch="360"/>
     </w:sectPr>
@@ -10870,6 +11580,7 @@
   <w:style w:type="character" w:default="1" w:styleId="DefaultParagraphFont">
     <w:name w:val="Default Paragraph Font"/>
     <w:uiPriority w:val="1"/>
+    <w:semiHidden/>
     <w:unhideWhenUsed/>
   </w:style>
   <w:style w:type="table" w:default="1" w:styleId="TableNormal">
@@ -22658,7 +23369,7 @@
 </file>
 
 <file path=customXml/itemProps1.xml><?xml version="1.0" encoding="utf-8"?>
-<ds:datastoreItem xmlns:ds="http://schemas.openxmlformats.org/officeDocument/2006/customXml" ds:itemID="{1E971DAE-E055-455E-83D3-073C44FF9AF8}">
+<ds:datastoreItem xmlns:ds="http://schemas.openxmlformats.org/officeDocument/2006/customXml" ds:itemID="{228E811F-5CDB-4BB7-AFCF-B32F138A77ED}">
   <ds:schemaRefs>
     <ds:schemaRef ds:uri="http://schemas.openxmlformats.org/officeDocument/2006/bibliography"/>
   </ds:schemaRefs>
